--- a/en/wisdom-stories/if-the-door-before-you-wont-open-it-is-not-your-door.docx
+++ b/en/wisdom-stories/if-the-door-before-you-wont-open-it-is-not-your-door.docx
@@ -4,120 +4,63 @@
   <w:body>
     <w:p>
       <w:pPr>
-        <w:spacing w:before="0" w:after="60"/>
-        <w:jc w:val="left"/>
+        <w:pStyle w:val="Title"/>
       </w:pPr>
       <w:r>
-        <w:rPr>
-          <w:rFonts w:ascii="Arial" w:hAnsi="Arial" w:eastAsia="Arial"/>
-          <w:i w:val="0"/>
-          <w:color w:val="000000"/>
-          <w:sz w:val="46"/>
-        </w:rPr>
-        <w:t>If the door in front of you doesn't open, it's not your door</w:t>
+        <w:t>When One Door Closes</w:t>
+      </w:r>
+    </w:p>
+    <w:p>
+      <w:pPr/>
+      <w:r>
+        <w:t>Jamal heard that a promotion might be available and went to speak to his manager, Salim Bey. He hoped he would be considered. Salim Bey said he was satisfied with Jamal’s work, but then unexpectedly dismissed him. “You’re not the right fit for us,” he said. Jamal left deeply disappointed.</w:t>
+      </w:r>
+    </w:p>
+    <w:p>
+      <w:pPr/>
+      <w:r>
+        <w:t>Two years later, they met again and exchanged friendly greetings. Jamal said he had started his own company and that business was going well. Salim Bey was delighted.</w:t>
       </w:r>
     </w:p>
     <w:p>
       <w:pPr>
-        <w:jc w:val="left"/>
+        <w:keepNext/>
       </w:pPr>
       <w:r>
-        <w:rPr>
-          <w:rFonts w:ascii="Arial" w:hAnsi="Arial" w:eastAsia="Arial"/>
-          <w:i w:val="0"/>
-          <w:color w:val="000000"/>
-          <w:sz w:val="22"/>
-        </w:rPr>
-        <w:t>This story takes place between a company manager and his employee. One day, Jamal comes to his boss, Salim bey, and tells him that he has heard that there will be a promotion at work, and that he has expectations of his own. Although Salim bey says that he is satisfied with Jamal's work, he tells him that he is fired, saying, "You are not a good fit for us." Jamal has to leave the company in disappointment.</w:t>
+        <w:t>“In fact, I owe you thanks,” Jamal said. “You let me go instead of keeping me somewhere I didn’t belong. That gave me the push to do work I truly enjoy. I’m very happy now.”</w:t>
       </w:r>
     </w:p>
     <w:p>
       <w:pPr>
-        <w:jc w:val="left"/>
+        <w:keepNext/>
+        <w:keepLines/>
+        <w:spacing w:before="160"/>
       </w:pPr>
       <w:r>
         <w:rPr>
-          <w:rFonts w:ascii="Arial" w:hAnsi="Arial" w:eastAsia="Arial"/>
-          <w:i w:val="0"/>
-          <w:color w:val="000000"/>
-          <w:sz w:val="22"/>
+          <w:b/>
         </w:rPr>
-        <w:t>Two years later, they meet again. After greeting each other kindly and checking in on each other, Jamal tells his former boss that he has started a new company and that his business is going well. Salim bey says that he is very happy.</w:t>
+        <w:t>Moral:</w:t>
+      </w:r>
+      <w:r>
+        <w:t xml:space="preserve"> A closed door can lead to a better path. Losing one opportunity sometimes creates room for another.</w:t>
       </w:r>
     </w:p>
     <w:p>
       <w:pPr>
-        <w:jc w:val="left"/>
+        <w:spacing w:after="80"/>
       </w:pPr>
       <w:r>
         <w:rPr>
-          <w:rFonts w:ascii="Arial" w:hAnsi="Arial" w:eastAsia="Arial"/>
-          <w:i w:val="0"/>
-          <w:color w:val="000000"/>
-          <w:sz w:val="22"/>
+          <w:i/>
+          <w:sz w:val="18"/>
         </w:rPr>
-        <w:t>Jamal expresses his gratitude to Salim bey as follows: "Actually, I would like to thank you for not wanting me to stay in that company for which I was not a good fit, but for releasing me. This has meant a new opportunity for me, it has encouraged me to do a job that I really like, and I am very happy with my situation now."</w:t>
-      </w:r>
-    </w:p>
-    <w:p>
-      <w:pPr>
-        <w:pStyle w:val="Moral"/>
-        <w:keepNext/>
-        <w:keepLines/>
-        <w:widowControl/>
-        <w:spacing w:before="240" w:after="180" w:line="283" w:lineRule="auto"/>
-        <w:ind w:left="240" w:right="240"/>
-        <w:jc w:val="left"/>
-        <w:pBdr>
-          <w:top w:val="single" w:sz="8" w:space="7" w:color="E8D59A"/>
-          <w:left w:val="single" w:sz="32" w:space="11" w:color="C6A23A"/>
-          <w:bottom w:val="single" w:sz="8" w:space="7" w:color="E8D59A"/>
-          <w:right w:val="single" w:sz="8" w:space="11" w:color="E8D59A"/>
-        </w:pBdr>
-        <w:shd w:val="clear" w:color="auto" w:fill="FFF8E1"/>
-      </w:pPr>
-      <w:r>
-        <w:rPr>
-          <w:rFonts w:ascii="Arial" w:hAnsi="Arial" w:eastAsia="Arial" w:cs="Arial"/>
-          <w:b/>
-          <w:i w:val="0"/>
-          <w:color w:val="9A7417"/>
-          <w:sz w:val="22"/>
-        </w:rPr>
-        <w:t xml:space="preserve">Moral: </w:t>
-      </w:r>
-      <w:r>
-        <w:rPr>
-          <w:rFonts w:ascii="Arial" w:hAnsi="Arial" w:eastAsia="Arial" w:cs="Arial"/>
-          <w:b w:val="0"/>
-          <w:i w:val="0"/>
-          <w:color w:val="3F3826"/>
-          <w:sz w:val="22"/>
-        </w:rPr>
-        <w:t>Every closed door can actually be a sign of a better path. Sometimes, the deprivation of "good" leads to "better."</w:t>
-      </w:r>
-    </w:p>
-    <w:p>
-      <w:pPr>
-        <w:keepLines/>
-        <w:widowControl/>
-        <w:spacing w:before="60" w:after="0" w:line="240" w:lineRule="auto"/>
-        <w:jc w:val="right"/>
-      </w:pPr>
-      <w:r>
-        <w:rPr>
-          <w:rFonts w:ascii="Arial" w:hAnsi="Arial" w:eastAsia="Arial" w:cs="Arial"/>
-          <w:b w:val="0"/>
-          <w:i/>
-          <w:color w:val="8A7950"/>
-          <w:sz w:val="17"/>
-        </w:rPr>
-        <w:t>The story was obtained from open Internet sources.</w:t>
+        <w:t>Source: Publicly available internet sources.</w:t>
       </w:r>
     </w:p>
     <w:sectPr>
       <w:pgSz w:w="12240" w:h="15840"/>
-      <w:pgMar w:top="1440" w:right="1440" w:bottom="1440" w:left="1440" w:header="708" w:footer="708" w:gutter="0"/>
+      <w:pgMar w:top="1080" w:right="1224" w:bottom="1080" w:left="1224" w:header="720" w:footer="720" w:gutter="0"/>
       <w:cols w:space="720"/>
       <w:docGrid w:linePitch="360"/>
     </w:sectPr>
@@ -489,12 +432,14 @@
     <w:qFormat/>
     <w:rsid w:val="00FC693F"/>
     <w:pPr>
-      <w:spacing w:before="0" w:after="160" w:line="276" w:lineRule="auto"/>
+      <w:widowControl/>
+      <w:spacing w:after="120" w:line="259" w:lineRule="auto"/>
     </w:pPr>
     <w:rPr>
-      <w:rFonts w:ascii="Arial" w:hAnsi="Arial" w:eastAsia="Arial"/>
+      <w:rFonts w:ascii="Arial" w:hAnsi="Arial"/>
       <w:color w:val="000000"/>
       <w:sz w:val="22"/>
+      <w:lang w:val="en-US"/>
     </w:rPr>
   </w:style>
   <w:style w:type="paragraph" w:styleId="Header">
@@ -838,18 +783,17 @@
     <w:qFormat/>
     <w:rsid w:val="00FC693F"/>
     <w:pPr>
-      <w:pBdr>
-        <w:bottom w:val="single" w:sz="8" w:space="4" w:color="4F81BD" w:themeColor="accent1"/>
-      </w:pBdr>
-      <w:spacing w:after="300" w:line="240" w:lineRule="auto"/>
+      <w:keepNext/>
+      <w:spacing w:after="280" w:line="240" w:lineRule="auto"/>
       <w:contextualSpacing/>
     </w:pPr>
     <w:rPr>
-      <w:rFonts w:asciiTheme="majorHAnsi" w:eastAsiaTheme="majorEastAsia" w:hAnsiTheme="majorHAnsi" w:cstheme="majorBidi"/>
-      <w:color w:val="17365D" w:themeColor="text2" w:themeShade="BF"/>
+      <w:rFonts w:asciiTheme="majorHAnsi" w:eastAsiaTheme="majorEastAsia" w:hAnsiTheme="majorHAnsi" w:cstheme="majorBidi" w:ascii="Arial" w:hAnsi="Arial"/>
+      <w:b/>
+      <w:color w:val="000000"/>
       <w:spacing w:val="5"/>
       <w:kern w:val="28"/>
-      <w:sz w:val="52"/>
+      <w:sz w:val="34"/>
       <w:szCs w:val="52"/>
     </w:rPr>
   </w:style>
@@ -1325,9 +1269,6 @@
     <w:qFormat/>
     <w:rsid w:val="00FC693F"/>
     <w:pPr>
-      <w:pBdr>
-        <w:bottom w:val="single" w:sz="4" w:space="4" w:color="4F81BD" w:themeColor="accent1"/>
-      </w:pBdr>
       <w:spacing w:before="200" w:after="280"/>
       <w:ind w:left="936" w:right="936"/>
     </w:pPr>
@@ -12178,18 +12119,6 @@
         <w:shd w:val="clear" w:color="auto" w:fill="FBCAA2" w:themeFill="accent6" w:themeFillTint="7F"/>
       </w:tcPr>
     </w:tblStylePr>
-  </w:style>
-  <w:style w:type="paragraph" w:customStyle="1" w:styleId="Moral">
-    <w:name w:val="Moral"/>
-    <w:basedOn w:val="Normal"/>
-    <w:pPr>
-      <w:spacing w:before="160" w:after="0" w:line="276" w:lineRule="auto"/>
-    </w:pPr>
-    <w:rPr>
-      <w:rFonts w:ascii="Arial" w:hAnsi="Arial" w:eastAsia="Arial"/>
-      <w:i/>
-      <w:sz w:val="22"/>
-    </w:rPr>
   </w:style>
 </w:styles>
 </file>

--- a/en/wisdom-stories/if-the-door-before-you-wont-open-it-is-not-your-door.docx
+++ b/en/wisdom-stories/if-the-door-before-you-wont-open-it-is-not-your-door.docx
@@ -7,13 +7,13 @@
         <w:pStyle w:val="Title"/>
       </w:pPr>
       <w:r>
-        <w:t>When One Door Closes</w:t>
+        <w:t>A Door That Will Not Open May Not Be Yours</w:t>
       </w:r>
     </w:p>
     <w:p>
       <w:pPr/>
       <w:r>
-        <w:t>Jamal heard that a promotion might be available and went to speak to his manager, Salim Bey. He hoped he would be considered. Salim Bey said he was satisfied with Jamal’s work, but then unexpectedly dismissed him. “You’re not the right fit for us,” he said. Jamal left deeply disappointed.</w:t>
+        <w:t>One day Jamal went to his manager, Salim Bey, and told him he had heard there would be a promotion at work and that he himself had expectations. Salim Bey said he was satisfied with Jamal’s work, but then dismissed him. “You’re not the right fit for us,” he said. Jamal left deeply disappointed.</w:t>
       </w:r>
     </w:p>
     <w:p>
@@ -27,7 +27,7 @@
         <w:keepNext/>
       </w:pPr>
       <w:r>
-        <w:t>“In fact, I owe you thanks,” Jamal said. “You let me go instead of keeping me somewhere I didn’t belong. That gave me the push to do work I truly enjoy. I’m very happy now.”</w:t>
+        <w:t>“In fact, I owe you thanks,” Jamal said. “You let me go instead of keeping me somewhere I didn’t belong. Leaving that job opened new opportunities before me. I began doing the work I love. I’m very happy now.”</w:t>
       </w:r>
     </w:p>
     <w:p>
@@ -40,11 +40,9 @@
         <w:rPr>
           <w:b/>
         </w:rPr>
-        <w:t>Moral:</w:t>
+        <w:t>Moral: A closed door can lead to a better path. Being deprived of something good sometimes leads to something better.</w:t>
       </w:r>
-      <w:r>
-        <w:t xml:space="preserve"> A closed door can lead to a better path. Losing one opportunity sometimes creates room for another.</w:t>
-      </w:r>
+      <w:r/>
     </w:p>
     <w:p>
       <w:pPr>
@@ -55,7 +53,7 @@
           <w:i/>
           <w:sz w:val="18"/>
         </w:rPr>
-        <w:t>Source: Publicly available internet sources.</w:t>
+        <w:t>Stories are taken from open Internet sources; illustrations were created with AI.</w:t>
       </w:r>
     </w:p>
     <w:sectPr>
